--- a/Tailored_CVs/Shinoy_Swisscom_Senior_Software_Engineer.docx
+++ b/Tailored_CVs/Shinoy_Swisscom_Senior_Software_Engineer.docx
@@ -70,7 +70,7 @@
           <w:b w:val="0"/>
           <w:sz w:val="19"/>
         </w:rPr>
-        <w:t>QA Automation Engineer with over eight years of experience building scalable test frameworks and CI/CD pipelines. I frequently collaborate with cross-functional teams and product owners to align technical testing strategies with business needs. At Swisscom, I am eager to apply my background in Java, TypeScript, Kubernetes, and AI-assisted tools like Gemini Code Assist to help deliver reliable mobile service solutions.</w:t>
+        <w:t>QA Automation Engineer with over eight years of experience building scalable test frameworks and automated CI/CD pipelines in cloud environments. I bring strong hands-on expertise in Python, Kubernetes, and API validation, along with a collaborative approach to working with cross-functional engineering teams. I also use tools like Gemini Code Assist to streamline deployment scripts and improve day-to-day engineering efficiency.</w:t>
       </w:r>
     </w:p>
     <w:p>
@@ -288,7 +288,7 @@
           <w:b w:val="0"/>
           <w:sz w:val="18"/>
         </w:rPr>
-        <w:t>▸ Collaborated with crossfunctional teams and product owners to translate business requirements into technical testing strategies and automated solutions.</w:t>
+        <w:t>▸ Collaborated with crossfunctional teams, product owners, and engineers to translate technical requirements into structured testing strategies and reliable delivery workflows.</w:t>
       </w:r>
     </w:p>
     <w:p>
@@ -301,7 +301,7 @@
           <w:b w:val="0"/>
           <w:sz w:val="18"/>
         </w:rPr>
-        <w:t>▸ Built and maintained scalable test automation frameworks using Java, Selenium, and TypeScript Playwright within microservices environments.</w:t>
+        <w:t>▸ Built and maintained cloudnative applications and test environments utilizing Kubernetes, Docker, and Terraform to ensure high availability.</w:t>
       </w:r>
     </w:p>
     <w:p>
@@ -314,7 +314,7 @@
           <w:b w:val="0"/>
           <w:sz w:val="18"/>
         </w:rPr>
-        <w:t>▸ Implemented CI/CD pipelines and managed test environments using Kubernetes, Docker, Terraform, and AWS.</w:t>
+        <w:t>▸ Drove agile practices through code reviews, test planning, and close collaboration with engineering teams to maintain high quality standards.</w:t>
       </w:r>
     </w:p>
     <w:p>
@@ -327,7 +327,7 @@
           <w:b w:val="0"/>
           <w:sz w:val="18"/>
         </w:rPr>
-        <w:t>▸ Streamlined test generation and deployment scripts utilizing AI tools like Gemini Code Assist to improve engineering efficiency.</w:t>
+        <w:t>▸ Streamlined test generation and deployment scripts using Gemini Code Assist to accelerate delivery outcomes and improve engineering efficiency.</w:t>
       </w:r>
     </w:p>
     <w:p>

--- a/Tailored_CVs/Shinoy_Swisscom_Senior_Software_Engineer.docx
+++ b/Tailored_CVs/Shinoy_Swisscom_Senior_Software_Engineer.docx
@@ -70,7 +70,7 @@
           <w:b w:val="0"/>
           <w:sz w:val="19"/>
         </w:rPr>
-        <w:t>QA Automation Engineer with over eight years of experience building scalable test frameworks and automated CI/CD pipelines in cloud environments. I bring strong hands-on expertise in Python, Kubernetes, and API validation, along with a collaborative approach to working with cross-functional engineering teams. I also use tools like Gemini Code Assist to streamline deployment scripts and improve day-to-day engineering efficiency.</w:t>
+        <w:t>I am a QA automation engineer with over 8 years of experience building scalable testing frameworks using Java, Selenium, and Playwright. I have a strong background in cloud environments, CI/CD pipelines, and collaborating with cross-functional teams to deliver reliable software. Recently, I have also used AI tools like Gemini Code Assist to streamline test generation and deployment scripts.</w:t>
       </w:r>
     </w:p>
     <w:p>
@@ -288,7 +288,7 @@
           <w:b w:val="0"/>
           <w:sz w:val="18"/>
         </w:rPr>
-        <w:t>▸ Collaborated with crossfunctional teams, product owners, and engineers to translate technical requirements into structured testing strategies and reliable delivery workflows.</w:t>
+        <w:t>▸ Collaborated with crossfunctional agile teams and product owners to translate business requirements into technical testing strategies and automated workflows.</w:t>
       </w:r>
     </w:p>
     <w:p>
@@ -301,7 +301,7 @@
           <w:b w:val="0"/>
           <w:sz w:val="18"/>
         </w:rPr>
-        <w:t>▸ Built and maintained cloudnative applications and test environments utilizing Kubernetes, Docker, and Terraform to ensure high availability.</w:t>
+        <w:t>▸ Built and maintained scalable automation frameworks utilizing Java Selenium and TypeScript Playwright to support microservices architectures.</w:t>
       </w:r>
     </w:p>
     <w:p>
@@ -314,7 +314,7 @@
           <w:b w:val="0"/>
           <w:sz w:val="18"/>
         </w:rPr>
-        <w:t>▸ Drove agile practices through code reviews, test planning, and close collaboration with engineering teams to maintain high quality standards.</w:t>
+        <w:t>▸ Architected automated CI/CD pipelines using Jenkins, Git, and AWS infrastructure to support continuous delivery and reliable deployments.</w:t>
       </w:r>
     </w:p>
     <w:p>
@@ -327,7 +327,7 @@
           <w:b w:val="0"/>
           <w:sz w:val="18"/>
         </w:rPr>
-        <w:t>▸ Streamlined test generation and deployment scripts using Gemini Code Assist to accelerate delivery outcomes and improve engineering efficiency.</w:t>
+        <w:t>▸ Utilized AIpowered tools such as Gemini Code Assist to streamline test generation and deployment scripts, improving overall engineering efficiency.</w:t>
       </w:r>
     </w:p>
     <w:p>

--- a/Tailored_CVs/Shinoy_Swisscom_Senior_Software_Engineer.docx
+++ b/Tailored_CVs/Shinoy_Swisscom_Senior_Software_Engineer.docx
@@ -70,7 +70,7 @@
           <w:b w:val="0"/>
           <w:sz w:val="19"/>
         </w:rPr>
-        <w:t>I am a QA automation engineer with over 8 years of experience building scalable testing frameworks using Java, Selenium, and Playwright. I have a strong background in cloud environments, CI/CD pipelines, and collaborating with cross-functional teams to deliver reliable software. Recently, I have also used AI tools like Gemini Code Assist to streamline test generation and deployment scripts.</w:t>
+        <w:t>I am an automation engineer with experience building scalable testing frameworks and CI/CD pipelines in cloud environments. My background includes working closely with cross-functional teams and product owners to translate requirements into reliable technical solutions. I use AI-assisted tools like Gemini Code Assist to streamline test generation and deployment scripts. I hold a valid EU residence permit and am ready to contribute to your mobile services platform.</w:t>
       </w:r>
     </w:p>
     <w:p>
@@ -288,7 +288,7 @@
           <w:b w:val="0"/>
           <w:sz w:val="18"/>
         </w:rPr>
-        <w:t>▸ Collaborated with crossfunctional agile teams and product owners to translate business requirements into technical testing strategies and automated workflows.</w:t>
+        <w:t>▸ Collaborated with crossfunctional engineering teams, product owners, and stakeholders to define technical testing strategies and align deliverables with business requirements.</w:t>
       </w:r>
     </w:p>
     <w:p>
@@ -301,7 +301,7 @@
           <w:b w:val="0"/>
           <w:sz w:val="18"/>
         </w:rPr>
-        <w:t>▸ Built and maintained scalable automation frameworks utilizing Java Selenium and TypeScript Playwright to support microservices architectures.</w:t>
+        <w:t>▸ Built and maintained automated CI/CD pipelines and infrastructure using AWS, Terraform, and Linux to support reliable software delivery.</w:t>
       </w:r>
     </w:p>
     <w:p>
@@ -314,7 +314,7 @@
           <w:b w:val="0"/>
           <w:sz w:val="18"/>
         </w:rPr>
-        <w:t>▸ Architected automated CI/CD pipelines using Jenkins, Git, and AWS infrastructure to support continuous delivery and reliable deployments.</w:t>
+        <w:t>▸ Streamlined test generation and deployment scripts utilizing AIassisted tools like Gemini Code Assist to improve overall engineering efficiency.</w:t>
       </w:r>
     </w:p>
     <w:p>
@@ -327,7 +327,7 @@
           <w:b w:val="0"/>
           <w:sz w:val="18"/>
         </w:rPr>
-        <w:t>▸ Utilized AIpowered tools such as Gemini Code Assist to streamline test generation and deployment scripts, improving overall engineering efficiency.</w:t>
+        <w:t>▸ Integrated test suites into Jenkins pipelines and used containerization tools to maintain consistent environments across releases.</w:t>
       </w:r>
     </w:p>
     <w:p>
